--- a/additional_task.docx
+++ b/additional_task.docx
@@ -38,11 +38,9 @@
         </w:rPr>
         <w:t>の</w:t>
       </w:r>
-      <w:proofErr w:type="spellStart"/>
       <w:r>
         <w:t>url</w:t>
       </w:r>
-      <w:proofErr w:type="spellEnd"/>
       <w:r>
         <w:rPr>
           <w:rFonts w:hint="eastAsia"/>
@@ -77,11 +75,9 @@
         </w:rPr>
         <w:t>特に</w:t>
       </w:r>
-      <w:proofErr w:type="spellStart"/>
       <w:r>
         <w:t>a.btn</w:t>
       </w:r>
-      <w:proofErr w:type="spellEnd"/>
       <w:r>
         <w:rPr>
           <w:rFonts w:hint="eastAsia"/>
@@ -120,34 +116,39 @@
         <w:rPr>
           <w:rFonts w:hint="eastAsia"/>
         </w:rPr>
-        <w:t>リストで直接検索を</w:t>
-      </w:r>
-      <w:proofErr w:type="gramStart"/>
-      <w:r>
-        <w:rPr>
-          <w:rFonts w:hint="eastAsia"/>
-        </w:rPr>
-        <w:t>かけれる</w:t>
-      </w:r>
-      <w:proofErr w:type="gramEnd"/>
-      <w:r>
-        <w:rPr>
-          <w:rFonts w:hint="eastAsia"/>
-        </w:rPr>
-        <w:t>ようにする．</w:t>
+        <w:t>リストで直接検索をかけれるようにする．</w:t>
       </w:r>
     </w:p>
     <w:p>
-      <w:proofErr w:type="spellStart"/>
       <w:r>
         <w:t>SearchAPI</w:t>
       </w:r>
-      <w:proofErr w:type="spellEnd"/>
       <w:r>
         <w:rPr>
           <w:rFonts w:hint="eastAsia"/>
         </w:rPr>
         <w:t>に冷蔵庫のリスト突っ込めばできそう．</w:t>
+      </w:r>
+    </w:p>
+    <w:p>
+      <w:r>
+        <w:rPr>
+          <w:rFonts w:hint="eastAsia"/>
+        </w:rPr>
+        <w:t>アイコンのスタイルの変更</w:t>
+      </w:r>
+    </w:p>
+    <w:p>
+      <w:pPr>
+        <w:rPr>
+          <w:rFonts w:hint="eastAsia"/>
+        </w:rPr>
+      </w:pPr>
+      <w:r>
+        <w:rPr>
+          <w:rFonts w:hint="eastAsia"/>
+        </w:rPr>
+        <w:t>編集したあとに材料リストページに遷移</w:t>
       </w:r>
     </w:p>
     <w:p>

--- a/additional_task.docx
+++ b/additional_task.docx
@@ -30,42 +30,38 @@
     <w:p/>
     <w:p>
       <w:r>
-        <w:t>Api</w:t>
-      </w:r>
-      <w:r>
-        <w:rPr>
-          <w:rFonts w:hint="eastAsia"/>
-        </w:rPr>
-        <w:t>の</w:t>
-      </w:r>
-      <w:r>
-        <w:t>url</w:t>
-      </w:r>
-      <w:r>
-        <w:rPr>
-          <w:rFonts w:hint="eastAsia"/>
-        </w:rPr>
-        <w:t>を</w:t>
-      </w:r>
-      <w:r>
-        <w:t>methods</w:t>
-      </w:r>
-      <w:r>
-        <w:rPr>
-          <w:rFonts w:hint="eastAsia"/>
-        </w:rPr>
-        <w:t>別に分けることで判別するようにする．</w:t>
+        <w:rPr>
+          <w:rFonts w:hint="eastAsia"/>
+        </w:rPr>
+        <w:t>特に</w:t>
+      </w:r>
+      <w:proofErr w:type="spellStart"/>
+      <w:r>
+        <w:t>a.btn</w:t>
+      </w:r>
+      <w:proofErr w:type="spellEnd"/>
+      <w:r>
+        <w:rPr>
+          <w:rFonts w:hint="eastAsia"/>
+        </w:rPr>
+        <w:t>と</w:t>
+      </w:r>
+      <w:r>
+        <w:t>button</w:t>
+      </w:r>
+      <w:r>
+        <w:rPr>
+          <w:rFonts w:hint="eastAsia"/>
+        </w:rPr>
+        <w:t>内部のフォントサイズ</w:t>
       </w:r>
     </w:p>
     <w:p>
       <w:r>
-        <w:t>Font-size</w:t>
-      </w:r>
-      <w:r>
-        <w:rPr>
-          <w:rFonts w:hint="eastAsia"/>
-        </w:rPr>
-        <w:t>を調整する</w:t>
+        <w:rPr>
+          <w:rFonts w:hint="eastAsia"/>
+        </w:rPr>
+        <w:t>アイコンのスタイルの変更</w:t>
       </w:r>
     </w:p>
     <w:p>
@@ -73,25 +69,19 @@
         <w:rPr>
           <w:rFonts w:hint="eastAsia"/>
         </w:rPr>
-        <w:t>特に</w:t>
-      </w:r>
-      <w:r>
-        <w:t>a.btn</w:t>
-      </w:r>
-      <w:r>
-        <w:rPr>
-          <w:rFonts w:hint="eastAsia"/>
-        </w:rPr>
-        <w:t>と</w:t>
-      </w:r>
-      <w:r>
-        <w:t>button</w:t>
-      </w:r>
-      <w:r>
-        <w:rPr>
-          <w:rFonts w:hint="eastAsia"/>
-        </w:rPr>
-        <w:t>内部のフォントサイズ</w:t>
+        <w:t>メディアクエリなどの調整</w:t>
+      </w:r>
+      <w:r>
+        <w:t>(</w:t>
+      </w:r>
+      <w:r>
+        <w:rPr>
+          <w:rFonts w:hint="eastAsia"/>
+        </w:rPr>
+        <w:t>まずカラム数の調整</w:t>
+      </w:r>
+      <w:r>
+        <w:t>)</w:t>
       </w:r>
     </w:p>
     <w:p>
@@ -99,7 +89,7 @@
         <w:rPr>
           <w:rFonts w:hint="eastAsia"/>
         </w:rPr>
-        <w:t>削除と編集したときにもメッセージを表示する．</w:t>
+        <w:t>カード内のフォントサイズを調整</w:t>
       </w:r>
     </w:p>
     <w:p>
@@ -107,64 +97,19 @@
         <w:rPr>
           <w:rFonts w:hint="eastAsia"/>
         </w:rPr>
-        <w:t>冷蔵庫にある材料</w:t>
-      </w:r>
-      <w:r>
-        <w:t>id</w:t>
-      </w:r>
-      <w:r>
-        <w:rPr>
-          <w:rFonts w:hint="eastAsia"/>
-        </w:rPr>
-        <w:t>リストで直接検索をかけれるようにする．</w:t>
+        <w:t>カードのスタイルを調整．</w:t>
       </w:r>
     </w:p>
     <w:p>
       <w:r>
-        <w:t>SearchAPI</w:t>
-      </w:r>
-      <w:r>
-        <w:rPr>
-          <w:rFonts w:hint="eastAsia"/>
-        </w:rPr>
-        <w:t>に冷蔵庫のリスト突っ込めばできそう．</w:t>
-      </w:r>
-    </w:p>
-    <w:p>
-      <w:r>
-        <w:rPr>
-          <w:rFonts w:hint="eastAsia"/>
-        </w:rPr>
-        <w:t>アイコンのスタイルの変更</w:t>
-      </w:r>
-    </w:p>
-    <w:p>
-      <w:pPr>
-        <w:rPr>
-          <w:rFonts w:hint="eastAsia"/>
-        </w:rPr>
-      </w:pPr>
-      <w:r>
-        <w:rPr>
-          <w:rFonts w:hint="eastAsia"/>
-        </w:rPr>
-        <w:t>編集したあとに材料リストページに遷移</w:t>
-      </w:r>
-    </w:p>
-    <w:p>
-      <w:pPr>
-        <w:rPr>
-          <w:rFonts w:hint="eastAsia"/>
-        </w:rPr>
-      </w:pPr>
+        <w:rPr>
+          <w:rFonts w:hint="eastAsia"/>
+        </w:rPr>
+        <w:t>タイトルの下の説明の文章を考える</w:t>
+      </w:r>
     </w:p>
     <w:p/>
     <w:p>
-      <w:pPr>
-        <w:rPr>
-          <w:rFonts w:hint="eastAsia"/>
-        </w:rPr>
-      </w:pPr>
       <w:r>
         <w:t>ReadMe</w:t>
       </w:r>
@@ -192,16 +137,33 @@
       </w:r>
     </w:p>
     <w:p>
-      <w:pPr>
-        <w:rPr>
-          <w:rFonts w:hint="eastAsia"/>
-        </w:rPr>
-      </w:pPr>
       <w:r>
         <w:rPr>
           <w:rFonts w:hint="eastAsia"/>
         </w:rPr>
         <w:t>ズボラ飯とか</w:t>
+      </w:r>
+    </w:p>
+    <w:p/>
+    <w:p>
+      <w:r>
+        <w:rPr>
+          <w:rFonts w:hint="eastAsia"/>
+        </w:rPr>
+        <w:t>いつ冷蔵庫に追加したかの日付を追加</w:t>
+      </w:r>
+    </w:p>
+    <w:p>
+      <w:pPr>
+        <w:rPr>
+          <w:rFonts w:hint="eastAsia"/>
+        </w:rPr>
+      </w:pPr>
+      <w:r>
+        <w:rPr>
+          <w:rFonts w:hint="eastAsia"/>
+        </w:rPr>
+        <w:t>買い物リスト機能の追加</w:t>
       </w:r>
     </w:p>
     <w:sectPr>

--- a/additional_task.docx
+++ b/additional_task.docx
@@ -154,17 +154,51 @@
       </w:r>
     </w:p>
     <w:p>
-      <w:pPr>
-        <w:rPr>
-          <w:rFonts w:hint="eastAsia"/>
-        </w:rPr>
-      </w:pPr>
       <w:r>
         <w:rPr>
           <w:rFonts w:hint="eastAsia"/>
         </w:rPr>
         <w:t>買い物リスト機能の追加</w:t>
       </w:r>
+    </w:p>
+    <w:p>
+      <w:proofErr w:type="spellStart"/>
+      <w:r>
+        <w:t>Css</w:t>
+      </w:r>
+      <w:proofErr w:type="spellEnd"/>
+      <w:r>
+        <w:rPr>
+          <w:rFonts w:hint="eastAsia"/>
+        </w:rPr>
+        <w:t>のクラス名考え直す</w:t>
+      </w:r>
+    </w:p>
+    <w:p>
+      <w:r>
+        <w:rPr>
+          <w:rFonts w:hint="eastAsia"/>
+        </w:rPr>
+        <w:t>料理一個一個にメモ機能を追加する</w:t>
+      </w:r>
+    </w:p>
+    <w:p>
+      <w:r>
+        <w:t>800px</w:t>
+      </w:r>
+      <w:r>
+        <w:rPr>
+          <w:rFonts w:hint="eastAsia"/>
+        </w:rPr>
+        <w:t>以下でボタン内部のフォントサイズも変わるようにする．</w:t>
+      </w:r>
+    </w:p>
+    <w:p>
+      <w:pPr>
+        <w:rPr>
+          <w:rFonts w:hint="eastAsia"/>
+        </w:rPr>
+      </w:pPr>
     </w:p>
     <w:sectPr>
       <w:pgSz w:w="11906" w:h="16838"/>

--- a/additional_task.docx
+++ b/additional_task.docx
@@ -61,51 +61,46 @@
         <w:rPr>
           <w:rFonts w:hint="eastAsia"/>
         </w:rPr>
-        <w:t>アイコンのスタイルの変更</w:t>
+        <w:t>カード内のフォントサイズを調整</w:t>
       </w:r>
     </w:p>
+    <w:p/>
+    <w:p/>
     <w:p>
+      <w:proofErr w:type="spellStart"/>
+      <w:r>
+        <w:t>Css</w:t>
+      </w:r>
+      <w:proofErr w:type="spellEnd"/>
       <w:r>
         <w:rPr>
           <w:rFonts w:hint="eastAsia"/>
         </w:rPr>
-        <w:t>メディアクエリなどの調整</w:t>
-      </w:r>
-      <w:r>
-        <w:t>(</w:t>
+        <w:t>のクラス名考え直す</w:t>
+      </w:r>
+    </w:p>
+    <w:p>
+      <w:r>
+        <w:t>800px</w:t>
       </w:r>
       <w:r>
         <w:rPr>
           <w:rFonts w:hint="eastAsia"/>
         </w:rPr>
-        <w:t>まずカラム数の調整</w:t>
-      </w:r>
-      <w:r>
-        <w:t>)</w:t>
+        <w:t>以下でボタン内部のフォントサイズも変わるようにする．</w:t>
       </w:r>
     </w:p>
     <w:p>
-      <w:r>
+      <w:pPr>
         <w:rPr>
           <w:rFonts w:hint="eastAsia"/>
         </w:rPr>
-        <w:t>カード内のフォントサイズを調整</w:t>
-      </w:r>
-    </w:p>
-    <w:p>
+      </w:pPr>
       <w:r>
         <w:rPr>
           <w:rFonts w:hint="eastAsia"/>
         </w:rPr>
-        <w:t>カードのスタイルを調整．</w:t>
-      </w:r>
-    </w:p>
-    <w:p>
-      <w:r>
-        <w:rPr>
-          <w:rFonts w:hint="eastAsia"/>
-        </w:rPr>
-        <w:t>タイトルの下の説明の文章を考える</w:t>
+        <w:t>ローディング機能を追加</w:t>
       </w:r>
     </w:p>
     <w:p/>
@@ -145,61 +140,6 @@
       </w:r>
     </w:p>
     <w:p/>
-    <w:p>
-      <w:r>
-        <w:rPr>
-          <w:rFonts w:hint="eastAsia"/>
-        </w:rPr>
-        <w:t>いつ冷蔵庫に追加したかの日付を追加</w:t>
-      </w:r>
-    </w:p>
-    <w:p>
-      <w:r>
-        <w:rPr>
-          <w:rFonts w:hint="eastAsia"/>
-        </w:rPr>
-        <w:t>買い物リスト機能の追加</w:t>
-      </w:r>
-    </w:p>
-    <w:p>
-      <w:proofErr w:type="spellStart"/>
-      <w:r>
-        <w:t>Css</w:t>
-      </w:r>
-      <w:proofErr w:type="spellEnd"/>
-      <w:r>
-        <w:rPr>
-          <w:rFonts w:hint="eastAsia"/>
-        </w:rPr>
-        <w:t>のクラス名考え直す</w:t>
-      </w:r>
-    </w:p>
-    <w:p>
-      <w:r>
-        <w:rPr>
-          <w:rFonts w:hint="eastAsia"/>
-        </w:rPr>
-        <w:t>料理一個一個にメモ機能を追加する</w:t>
-      </w:r>
-    </w:p>
-    <w:p>
-      <w:r>
-        <w:t>800px</w:t>
-      </w:r>
-      <w:r>
-        <w:rPr>
-          <w:rFonts w:hint="eastAsia"/>
-        </w:rPr>
-        <w:t>以下でボタン内部のフォントサイズも変わるようにする．</w:t>
-      </w:r>
-    </w:p>
-    <w:p>
-      <w:pPr>
-        <w:rPr>
-          <w:rFonts w:hint="eastAsia"/>
-        </w:rPr>
-      </w:pPr>
-    </w:p>
     <w:sectPr>
       <w:pgSz w:w="11906" w:h="16838"/>
       <w:pgMar w:top="1985" w:right="1701" w:bottom="1701" w:left="1701" w:header="851" w:footer="992" w:gutter="0"/>

--- a/additional_task.docx
+++ b/additional_task.docx
@@ -16,7 +16,27 @@
         <w:rPr>
           <w:rFonts w:hint="eastAsia"/>
         </w:rPr>
-        <w:t>ホーム画面の構成を決める</w:t>
+        <w:t>特に</w:t>
+      </w:r>
+      <w:proofErr w:type="spellStart"/>
+      <w:r>
+        <w:t>a.btn</w:t>
+      </w:r>
+      <w:proofErr w:type="spellEnd"/>
+      <w:r>
+        <w:rPr>
+          <w:rFonts w:hint="eastAsia"/>
+        </w:rPr>
+        <w:t>と</w:t>
+      </w:r>
+      <w:r>
+        <w:t>button</w:t>
+      </w:r>
+      <w:r>
+        <w:rPr>
+          <w:rFonts w:hint="eastAsia"/>
+        </w:rPr>
+        <w:t>内部のフォントサイズ</w:t>
       </w:r>
     </w:p>
     <w:p>
@@ -24,48 +44,22 @@
         <w:rPr>
           <w:rFonts w:hint="eastAsia"/>
         </w:rPr>
-        <w:t>おすすめ料理の表示</w:t>
-      </w:r>
-    </w:p>
-    <w:p/>
-    <w:p>
-      <w:r>
-        <w:rPr>
-          <w:rFonts w:hint="eastAsia"/>
-        </w:rPr>
-        <w:t>特に</w:t>
-      </w:r>
-      <w:proofErr w:type="spellStart"/>
-      <w:r>
-        <w:t>a.btn</w:t>
-      </w:r>
-      <w:proofErr w:type="spellEnd"/>
-      <w:r>
-        <w:rPr>
-          <w:rFonts w:hint="eastAsia"/>
-        </w:rPr>
-        <w:t>と</w:t>
-      </w:r>
-      <w:r>
-        <w:t>button</w:t>
-      </w:r>
-      <w:r>
-        <w:rPr>
-          <w:rFonts w:hint="eastAsia"/>
-        </w:rPr>
-        <w:t>内部のフォントサイズ</w:t>
+        <w:t>カード内のフォントサイズを調整</w:t>
       </w:r>
     </w:p>
     <w:p>
-      <w:r>
-        <w:rPr>
-          <w:rFonts w:hint="eastAsia"/>
-        </w:rPr>
-        <w:t>カード内のフォントサイズを調整</w:t>
+      <w:proofErr w:type="spellStart"/>
+      <w:r>
+        <w:t>Css</w:t>
+      </w:r>
+      <w:proofErr w:type="spellEnd"/>
+      <w:r>
+        <w:rPr>
+          <w:rFonts w:hint="eastAsia"/>
+        </w:rPr>
+        <w:t>のクラス名考え直す</w:t>
       </w:r>
     </w:p>
-    <w:p/>
-    <w:p/>
     <w:p>
       <w:proofErr w:type="spellStart"/>
       <w:r>
@@ -76,7 +70,7 @@
         <w:rPr>
           <w:rFonts w:hint="eastAsia"/>
         </w:rPr>
-        <w:t>のクラス名考え直す</w:t>
+        <w:t>の保守性を確認し直す</w:t>
       </w:r>
     </w:p>
     <w:p>
@@ -91,28 +85,14 @@
       </w:r>
     </w:p>
     <w:p>
-      <w:pPr>
-        <w:rPr>
-          <w:rFonts w:hint="eastAsia"/>
-        </w:rPr>
-      </w:pPr>
-      <w:r>
-        <w:rPr>
-          <w:rFonts w:hint="eastAsia"/>
-        </w:rPr>
-        <w:t>ローディング機能を追加</w:t>
-      </w:r>
-    </w:p>
-    <w:p/>
-    <w:p>
-      <w:r>
-        <w:t>ReadMe</w:t>
-      </w:r>
-      <w:r>
-        <w:rPr>
-          <w:rFonts w:hint="eastAsia"/>
-        </w:rPr>
-        <w:t>の作成</w:t>
+      <w:r>
+        <w:t>700px</w:t>
+      </w:r>
+      <w:r>
+        <w:rPr>
+          <w:rFonts w:hint="eastAsia"/>
+        </w:rPr>
+        <w:t>以下で完全にスマホ向け画面に移行</w:t>
       </w:r>
     </w:p>
     <w:p>
@@ -120,23 +100,86 @@
         <w:rPr>
           <w:rFonts w:hint="eastAsia"/>
         </w:rPr>
-        <w:t>アプリの強み</w:t>
+        <w:t>通知メッセージのスタイル変更する</w:t>
       </w:r>
     </w:p>
     <w:p>
-      <w:r>
-        <w:rPr>
-          <w:rFonts w:hint="eastAsia"/>
-        </w:rPr>
-        <w:t>自分オリジナルの料理も登録しておける．</w:t>
+      <w:pPr>
+        <w:rPr>
+          <w:rFonts w:hint="eastAsia"/>
+        </w:rPr>
+      </w:pPr>
+      <w:proofErr w:type="spellStart"/>
+      <w:r>
+        <w:t>Css</w:t>
+      </w:r>
+      <w:proofErr w:type="spellEnd"/>
+      <w:r>
+        <w:rPr>
+          <w:rFonts w:hint="eastAsia"/>
+        </w:rPr>
+        <w:t>のサイズ設定を</w:t>
+      </w:r>
+      <w:proofErr w:type="spellStart"/>
+      <w:r>
+        <w:t>wv</w:t>
+      </w:r>
+      <w:proofErr w:type="spellEnd"/>
+      <w:r>
+        <w:rPr>
+          <w:rFonts w:hint="eastAsia"/>
+        </w:rPr>
+        <w:t>基準にしたりする．</w:t>
       </w:r>
     </w:p>
     <w:p>
+      <w:pPr>
+        <w:rPr>
+          <w:rFonts w:hint="eastAsia"/>
+        </w:rPr>
+      </w:pPr>
+    </w:p>
+    <w:p>
+      <w:r>
+        <w:t>ReadMe</w:t>
+      </w:r>
+      <w:r>
+        <w:rPr>
+          <w:rFonts w:hint="eastAsia"/>
+        </w:rPr>
+        <w:t>の作成</w:t>
+      </w:r>
+    </w:p>
+    <w:p>
+      <w:r>
+        <w:rPr>
+          <w:rFonts w:hint="eastAsia"/>
+        </w:rPr>
+        <w:t>アプリの強み</w:t>
+      </w:r>
+    </w:p>
+    <w:p>
+      <w:r>
+        <w:rPr>
+          <w:rFonts w:hint="eastAsia"/>
+        </w:rPr>
+        <w:t>自分オリジナルの料理も登録しておける．</w:t>
+      </w:r>
+    </w:p>
+    <w:p>
       <w:r>
         <w:rPr>
           <w:rFonts w:hint="eastAsia"/>
         </w:rPr>
         <w:t>ズボラ飯とか</w:t>
+      </w:r>
+    </w:p>
+    <w:p>
+      <w:r>
+        <w:rPr>
+          <w:rFonts w:hint="eastAsia"/>
+        </w:rPr>
+        <w:t>デプロイ</w:t>
       </w:r>
     </w:p>
     <w:p/>

--- a/additional_task.docx
+++ b/additional_task.docx
@@ -13,86 +13,148 @@
     <w:p/>
     <w:p>
       <w:r>
+        <w:t>700px</w:t>
+      </w:r>
+      <w:r>
         <w:rPr>
           <w:rFonts w:hint="eastAsia"/>
         </w:rPr>
-        <w:t>特に</w:t>
-      </w:r>
+        <w:t>以下で完全にスマホ向け画面に移行</w:t>
+      </w:r>
+      <w:r>
+        <w:t>(1</w:t>
+      </w:r>
+      <w:r>
+        <w:t>2</w:t>
+      </w:r>
+      <w:r>
+        <w:t>px</w:t>
+      </w:r>
+      <w:r>
+        <w:t xml:space="preserve">, </w:t>
+      </w:r>
+      <w:r>
+        <w:rPr>
+          <w:rFonts w:hint="eastAsia"/>
+        </w:rPr>
+        <w:t>基本的にサイズは</w:t>
+      </w:r>
+      <w:r>
+        <w:t>3/4</w:t>
+      </w:r>
+      <w:r>
+        <w:rPr>
+          <w:rFonts w:hint="eastAsia"/>
+        </w:rPr>
+        <w:t>にする</w:t>
+      </w:r>
+      <w:r>
+        <w:rPr>
+          <w:rFonts w:hint="eastAsia"/>
+        </w:rPr>
+        <w:t>)</w:t>
+      </w:r>
+    </w:p>
+    <w:p>
       <w:proofErr w:type="spellStart"/>
       <w:r>
-        <w:t>a.btn</w:t>
+        <w:rPr>
+          <w:rFonts w:hint="eastAsia"/>
+        </w:rPr>
+        <w:t>Home</w:t>
+      </w:r>
+      <w:r>
+        <w:t>.tsx</w:t>
       </w:r>
       <w:proofErr w:type="spellEnd"/>
+    </w:p>
+    <w:p>
+      <w:proofErr w:type="spellStart"/>
+      <w:r>
+        <w:t>Result.tsx</w:t>
+      </w:r>
+      <w:proofErr w:type="spellEnd"/>
+    </w:p>
+    <w:p>
+      <w:proofErr w:type="spellStart"/>
+      <w:r>
+        <w:t>Signup.tsx</w:t>
+      </w:r>
+      <w:proofErr w:type="spellEnd"/>
+    </w:p>
+    <w:p>
+      <w:proofErr w:type="spellStart"/>
+      <w:r>
+        <w:t>Login.tsx</w:t>
+      </w:r>
+      <w:proofErr w:type="spellEnd"/>
+    </w:p>
+    <w:p/>
+    <w:p>
+      <w:proofErr w:type="spellStart"/>
+      <w:r>
+        <w:t>Css</w:t>
+      </w:r>
+      <w:proofErr w:type="spellEnd"/>
       <w:r>
         <w:rPr>
           <w:rFonts w:hint="eastAsia"/>
         </w:rPr>
-        <w:t>と</w:t>
-      </w:r>
-      <w:r>
-        <w:t>button</w:t>
-      </w:r>
+        <w:t>のサイズ設定を</w:t>
+      </w:r>
+      <w:proofErr w:type="spellStart"/>
+      <w:r>
+        <w:t>wv</w:t>
+      </w:r>
+      <w:proofErr w:type="spellEnd"/>
       <w:r>
         <w:rPr>
           <w:rFonts w:hint="eastAsia"/>
         </w:rPr>
-        <w:t>内部のフォントサイズ</w:t>
-      </w:r>
-    </w:p>
-    <w:p>
-      <w:r>
+        <w:t>基準にしたりする．</w:t>
+      </w:r>
+    </w:p>
+    <w:p/>
+    <w:p>
+      <w:pPr>
         <w:rPr>
           <w:rFonts w:hint="eastAsia"/>
         </w:rPr>
-        <w:t>カード内のフォントサイズを調整</w:t>
-      </w:r>
-    </w:p>
-    <w:p>
-      <w:proofErr w:type="spellStart"/>
-      <w:r>
-        <w:t>Css</w:t>
-      </w:r>
-      <w:proofErr w:type="spellEnd"/>
+      </w:pPr>
       <w:r>
         <w:rPr>
           <w:rFonts w:hint="eastAsia"/>
         </w:rPr>
-        <w:t>のクラス名考え直す</w:t>
-      </w:r>
-    </w:p>
-    <w:p>
-      <w:proofErr w:type="spellStart"/>
-      <w:r>
-        <w:t>Css</w:t>
-      </w:r>
-      <w:proofErr w:type="spellEnd"/>
+        <w:t>サインイン画面への動線確保</w:t>
+      </w:r>
+    </w:p>
+    <w:p/>
+    <w:p/>
+    <w:p>
+      <w:r>
+        <w:t>ReadMe</w:t>
+      </w:r>
       <w:r>
         <w:rPr>
           <w:rFonts w:hint="eastAsia"/>
         </w:rPr>
-        <w:t>の保守性を確認し直す</w:t>
-      </w:r>
-    </w:p>
-    <w:p>
-      <w:r>
-        <w:t>800px</w:t>
-      </w:r>
+        <w:t>の作成</w:t>
+      </w:r>
+    </w:p>
+    <w:p>
       <w:r>
         <w:rPr>
           <w:rFonts w:hint="eastAsia"/>
         </w:rPr>
-        <w:t>以下でボタン内部のフォントサイズも変わるようにする．</w:t>
-      </w:r>
-    </w:p>
-    <w:p>
-      <w:r>
-        <w:t>700px</w:t>
-      </w:r>
+        <w:t>アプリの強み</w:t>
+      </w:r>
+    </w:p>
+    <w:p>
       <w:r>
         <w:rPr>
           <w:rFonts w:hint="eastAsia"/>
         </w:rPr>
-        <w:t>以下で完全にスマホ向け画面に移行</w:t>
+        <w:t>自分オリジナルの料理も登録しておける．</w:t>
       </w:r>
     </w:p>
     <w:p>
@@ -100,89 +162,953 @@
         <w:rPr>
           <w:rFonts w:hint="eastAsia"/>
         </w:rPr>
-        <w:t>通知メッセージのスタイル変更する</w:t>
-      </w:r>
-    </w:p>
-    <w:p>
-      <w:pPr>
+        <w:t>ズボラ飯とか</w:t>
+      </w:r>
+    </w:p>
+    <w:p/>
+    <w:p/>
+    <w:p>
+      <w:r>
         <w:rPr>
           <w:rFonts w:hint="eastAsia"/>
         </w:rPr>
-      </w:pPr>
-      <w:proofErr w:type="spellStart"/>
-      <w:r>
-        <w:t>Css</w:t>
-      </w:r>
-      <w:proofErr w:type="spellEnd"/>
+        <w:t>デプロイ</w:t>
+      </w:r>
+    </w:p>
+    <w:p/>
+    <w:p/>
+    <w:p/>
+    <w:p/>
+    <w:p>
       <w:r>
         <w:rPr>
           <w:rFonts w:hint="eastAsia"/>
         </w:rPr>
-        <w:t>のサイズ設定を</w:t>
-      </w:r>
-      <w:proofErr w:type="spellStart"/>
-      <w:r>
-        <w:t>wv</w:t>
-      </w:r>
-      <w:proofErr w:type="spellEnd"/>
+        <w:t>基本色</w:t>
+      </w:r>
+    </w:p>
+    <w:p>
       <w:r>
         <w:rPr>
           <w:rFonts w:hint="eastAsia"/>
         </w:rPr>
-        <w:t>基準にしたりする．</w:t>
-      </w:r>
-    </w:p>
-    <w:p>
-      <w:pPr>
+        <w:t>グラデーション系</w:t>
+      </w:r>
+    </w:p>
+    <w:p>
+      <w:r>
         <w:rPr>
           <w:rFonts w:hint="eastAsia"/>
         </w:rPr>
-      </w:pPr>
-    </w:p>
-    <w:p>
-      <w:r>
-        <w:t>ReadMe</w:t>
-      </w:r>
-      <w:r>
+        <w:t>緑</w:t>
+      </w:r>
+    </w:p>
+    <w:p>
+      <w:pPr>
+        <w:widowControl/>
+        <w:shd w:val="clear" w:color="auto" w:fill="23272E"/>
+        <w:spacing w:line="300" w:lineRule="atLeast"/>
+        <w:rPr>
+          <w:rFonts w:ascii="Menlo" w:eastAsia="ＭＳ Ｐゴシック" w:hAnsi="Menlo" w:cs="Menlo"/>
+          <w:color w:val="ABB2BF"/>
+          <w:kern w:val="0"/>
+          <w:sz w:val="20"/>
+          <w:szCs w:val="20"/>
+          <w14:ligatures w14:val="none"/>
+        </w:rPr>
+      </w:pPr>
+      <w:r>
+        <w:rPr>
+          <w:rFonts w:ascii="Menlo" w:eastAsia="ＭＳ Ｐゴシック" w:hAnsi="Menlo" w:cs="Menlo"/>
+          <w:color w:val="ABB2BF"/>
+          <w:kern w:val="0"/>
+          <w:sz w:val="20"/>
+          <w:szCs w:val="20"/>
+          <w14:ligatures w14:val="none"/>
+        </w:rPr>
+        <w:t xml:space="preserve">    background:</w:t>
+      </w:r>
+    </w:p>
+    <w:p>
+      <w:pPr>
+        <w:widowControl/>
+        <w:shd w:val="clear" w:color="auto" w:fill="23272E"/>
+        <w:spacing w:line="300" w:lineRule="atLeast"/>
+        <w:rPr>
+          <w:rFonts w:ascii="Menlo" w:eastAsia="ＭＳ Ｐゴシック" w:hAnsi="Menlo" w:cs="Menlo"/>
+          <w:color w:val="ABB2BF"/>
+          <w:kern w:val="0"/>
+          <w:sz w:val="20"/>
+          <w:szCs w:val="20"/>
+          <w14:ligatures w14:val="none"/>
+        </w:rPr>
+      </w:pPr>
+      <w:r>
+        <w:rPr>
+          <w:rFonts w:ascii="Menlo" w:eastAsia="ＭＳ Ｐゴシック" w:hAnsi="Menlo" w:cs="Menlo"/>
+          <w:color w:val="ABB2BF"/>
+          <w:kern w:val="0"/>
+          <w:sz w:val="20"/>
+          <w:szCs w:val="20"/>
+          <w14:ligatures w14:val="none"/>
+        </w:rPr>
+        <w:t xml:space="preserve">        </w:t>
+      </w:r>
+      <w:r>
+        <w:rPr>
+          <w:rFonts w:ascii="Menlo" w:eastAsia="ＭＳ Ｐゴシック" w:hAnsi="Menlo" w:cs="Menlo"/>
+          <w:color w:val="2BBAC5"/>
+          <w:kern w:val="0"/>
+          <w:sz w:val="20"/>
+          <w:szCs w:val="20"/>
+          <w14:ligatures w14:val="none"/>
+        </w:rPr>
+        <w:t>linear-</w:t>
+      </w:r>
+      <w:proofErr w:type="gramStart"/>
+      <w:r>
+        <w:rPr>
+          <w:rFonts w:ascii="Menlo" w:eastAsia="ＭＳ Ｐゴシック" w:hAnsi="Menlo" w:cs="Menlo"/>
+          <w:color w:val="2BBAC5"/>
+          <w:kern w:val="0"/>
+          <w:sz w:val="20"/>
+          <w:szCs w:val="20"/>
+          <w14:ligatures w14:val="none"/>
+        </w:rPr>
+        <w:t>gradient</w:t>
+      </w:r>
+      <w:r>
+        <w:rPr>
+          <w:rFonts w:ascii="Menlo" w:eastAsia="ＭＳ Ｐゴシック" w:hAnsi="Menlo" w:cs="Menlo"/>
+          <w:color w:val="ABB2BF"/>
+          <w:kern w:val="0"/>
+          <w:sz w:val="20"/>
+          <w:szCs w:val="20"/>
+          <w14:ligatures w14:val="none"/>
+        </w:rPr>
+        <w:t>(</w:t>
+      </w:r>
+      <w:proofErr w:type="gramEnd"/>
+      <w:r>
+        <w:rPr>
+          <w:rFonts w:ascii="Menlo" w:eastAsia="ＭＳ Ｐゴシック" w:hAnsi="Menlo" w:cs="Menlo"/>
+          <w:color w:val="D19A66"/>
+          <w:kern w:val="0"/>
+          <w:sz w:val="20"/>
+          <w:szCs w:val="20"/>
+          <w14:ligatures w14:val="none"/>
+        </w:rPr>
+        <w:t>180</w:t>
+      </w:r>
+      <w:r>
+        <w:rPr>
+          <w:rFonts w:ascii="Menlo" w:eastAsia="ＭＳ Ｐゴシック" w:hAnsi="Menlo" w:cs="Menlo"/>
+          <w:color w:val="EF596F"/>
+          <w:kern w:val="0"/>
+          <w:sz w:val="20"/>
+          <w:szCs w:val="20"/>
+          <w14:ligatures w14:val="none"/>
+        </w:rPr>
+        <w:t>deg</w:t>
+      </w:r>
+      <w:r>
+        <w:rPr>
+          <w:rFonts w:ascii="Menlo" w:eastAsia="ＭＳ Ｐゴシック" w:hAnsi="Menlo" w:cs="Menlo"/>
+          <w:color w:val="ABB2BF"/>
+          <w:kern w:val="0"/>
+          <w:sz w:val="20"/>
+          <w:szCs w:val="20"/>
+          <w14:ligatures w14:val="none"/>
+        </w:rPr>
+        <w:t>,</w:t>
+      </w:r>
+    </w:p>
+    <w:p>
+      <w:pPr>
+        <w:widowControl/>
+        <w:shd w:val="clear" w:color="auto" w:fill="23272E"/>
+        <w:spacing w:line="300" w:lineRule="atLeast"/>
+        <w:rPr>
+          <w:rFonts w:ascii="Menlo" w:eastAsia="ＭＳ Ｐゴシック" w:hAnsi="Menlo" w:cs="Menlo"/>
+          <w:color w:val="ABB2BF"/>
+          <w:kern w:val="0"/>
+          <w:sz w:val="20"/>
+          <w:szCs w:val="20"/>
+          <w14:ligatures w14:val="none"/>
+        </w:rPr>
+      </w:pPr>
+      <w:r>
+        <w:rPr>
+          <w:rFonts w:ascii="Menlo" w:eastAsia="ＭＳ Ｐゴシック" w:hAnsi="Menlo" w:cs="Menlo"/>
+          <w:color w:val="ABB2BF"/>
+          <w:kern w:val="0"/>
+          <w:sz w:val="20"/>
+          <w:szCs w:val="20"/>
+          <w14:ligatures w14:val="none"/>
+        </w:rPr>
+        <w:t xml:space="preserve">            </w:t>
+      </w:r>
+      <w:r>
+        <w:rPr>
+          <w:rFonts w:ascii="Menlo" w:eastAsia="ＭＳ Ｐゴシック" w:hAnsi="Menlo" w:cs="Menlo"/>
+          <w:color w:val="D19A66"/>
+          <w:kern w:val="0"/>
+          <w:sz w:val="20"/>
+          <w:szCs w:val="20"/>
+          <w14:ligatures w14:val="none"/>
+        </w:rPr>
+        <w:t>#73cd22</w:t>
+      </w:r>
+      <w:r>
+        <w:rPr>
+          <w:rFonts w:ascii="Menlo" w:eastAsia="ＭＳ Ｐゴシック" w:hAnsi="Menlo" w:cs="Menlo"/>
+          <w:color w:val="ABB2BF"/>
+          <w:kern w:val="0"/>
+          <w:sz w:val="20"/>
+          <w:szCs w:val="20"/>
+          <w14:ligatures w14:val="none"/>
+        </w:rPr>
+        <w:t xml:space="preserve"> </w:t>
+      </w:r>
+      <w:r>
+        <w:rPr>
+          <w:rFonts w:ascii="Menlo" w:eastAsia="ＭＳ Ｐゴシック" w:hAnsi="Menlo" w:cs="Menlo"/>
+          <w:color w:val="D19A66"/>
+          <w:kern w:val="0"/>
+          <w:sz w:val="20"/>
+          <w:szCs w:val="20"/>
+          <w14:ligatures w14:val="none"/>
+        </w:rPr>
+        <w:t>0</w:t>
+      </w:r>
+      <w:r>
+        <w:rPr>
+          <w:rFonts w:ascii="Menlo" w:eastAsia="ＭＳ Ｐゴシック" w:hAnsi="Menlo" w:cs="Menlo"/>
+          <w:color w:val="EF596F"/>
+          <w:kern w:val="0"/>
+          <w:sz w:val="20"/>
+          <w:szCs w:val="20"/>
+          <w14:ligatures w14:val="none"/>
+        </w:rPr>
+        <w:t>%</w:t>
+      </w:r>
+      <w:r>
+        <w:rPr>
+          <w:rFonts w:ascii="Menlo" w:eastAsia="ＭＳ Ｐゴシック" w:hAnsi="Menlo" w:cs="Menlo"/>
+          <w:color w:val="ABB2BF"/>
+          <w:kern w:val="0"/>
+          <w:sz w:val="20"/>
+          <w:szCs w:val="20"/>
+          <w14:ligatures w14:val="none"/>
+        </w:rPr>
+        <w:t>,</w:t>
+      </w:r>
+    </w:p>
+    <w:p>
+      <w:pPr>
+        <w:widowControl/>
+        <w:shd w:val="clear" w:color="auto" w:fill="23272E"/>
+        <w:spacing w:line="300" w:lineRule="atLeast"/>
+        <w:rPr>
+          <w:rFonts w:ascii="Menlo" w:eastAsia="ＭＳ Ｐゴシック" w:hAnsi="Menlo" w:cs="Menlo"/>
+          <w:color w:val="ABB2BF"/>
+          <w:kern w:val="0"/>
+          <w:sz w:val="20"/>
+          <w:szCs w:val="20"/>
+          <w14:ligatures w14:val="none"/>
+        </w:rPr>
+      </w:pPr>
+      <w:r>
+        <w:rPr>
+          <w:rFonts w:ascii="Menlo" w:eastAsia="ＭＳ Ｐゴシック" w:hAnsi="Menlo" w:cs="Menlo"/>
+          <w:color w:val="ABB2BF"/>
+          <w:kern w:val="0"/>
+          <w:sz w:val="20"/>
+          <w:szCs w:val="20"/>
+          <w14:ligatures w14:val="none"/>
+        </w:rPr>
+        <w:t xml:space="preserve">            </w:t>
+      </w:r>
+      <w:r>
+        <w:rPr>
+          <w:rFonts w:ascii="Menlo" w:eastAsia="ＭＳ Ｐゴシック" w:hAnsi="Menlo" w:cs="Menlo"/>
+          <w:color w:val="D19A66"/>
+          <w:kern w:val="0"/>
+          <w:sz w:val="20"/>
+          <w:szCs w:val="20"/>
+          <w14:ligatures w14:val="none"/>
+        </w:rPr>
+        <w:t>#63bf18</w:t>
+      </w:r>
+      <w:r>
+        <w:rPr>
+          <w:rFonts w:ascii="Menlo" w:eastAsia="ＭＳ Ｐゴシック" w:hAnsi="Menlo" w:cs="Menlo"/>
+          <w:color w:val="ABB2BF"/>
+          <w:kern w:val="0"/>
+          <w:sz w:val="20"/>
+          <w:szCs w:val="20"/>
+          <w14:ligatures w14:val="none"/>
+        </w:rPr>
+        <w:t xml:space="preserve"> </w:t>
+      </w:r>
+      <w:r>
+        <w:rPr>
+          <w:rFonts w:ascii="Menlo" w:eastAsia="ＭＳ Ｐゴシック" w:hAnsi="Menlo" w:cs="Menlo"/>
+          <w:color w:val="D19A66"/>
+          <w:kern w:val="0"/>
+          <w:sz w:val="20"/>
+          <w:szCs w:val="20"/>
+          <w14:ligatures w14:val="none"/>
+        </w:rPr>
+        <w:t>100</w:t>
+      </w:r>
+      <w:r>
+        <w:rPr>
+          <w:rFonts w:ascii="Menlo" w:eastAsia="ＭＳ Ｐゴシック" w:hAnsi="Menlo" w:cs="Menlo"/>
+          <w:color w:val="EF596F"/>
+          <w:kern w:val="0"/>
+          <w:sz w:val="20"/>
+          <w:szCs w:val="20"/>
+          <w14:ligatures w14:val="none"/>
+        </w:rPr>
+        <w:t>%</w:t>
+      </w:r>
+      <w:r>
+        <w:rPr>
+          <w:rFonts w:ascii="Menlo" w:eastAsia="ＭＳ Ｐゴシック" w:hAnsi="Menlo" w:cs="Menlo"/>
+          <w:color w:val="ABB2BF"/>
+          <w:kern w:val="0"/>
+          <w:sz w:val="20"/>
+          <w:szCs w:val="20"/>
+          <w14:ligatures w14:val="none"/>
+        </w:rPr>
+        <w:t>);</w:t>
+      </w:r>
+    </w:p>
+    <w:p>
+      <w:pPr>
         <w:rPr>
           <w:rFonts w:hint="eastAsia"/>
         </w:rPr>
-        <w:t>の作成</w:t>
-      </w:r>
+      </w:pPr>
     </w:p>
     <w:p>
       <w:r>
         <w:rPr>
           <w:rFonts w:hint="eastAsia"/>
         </w:rPr>
-        <w:t>アプリの強み</w:t>
-      </w:r>
-    </w:p>
-    <w:p>
-      <w:r>
+        <w:t>黄色</w:t>
+      </w:r>
+    </w:p>
+    <w:p>
+      <w:pPr>
+        <w:widowControl/>
+        <w:shd w:val="clear" w:color="auto" w:fill="23272E"/>
+        <w:spacing w:line="300" w:lineRule="atLeast"/>
+        <w:rPr>
+          <w:rFonts w:ascii="Menlo" w:eastAsia="ＭＳ Ｐゴシック" w:hAnsi="Menlo" w:cs="Menlo"/>
+          <w:color w:val="ABB2BF"/>
+          <w:kern w:val="0"/>
+          <w:sz w:val="20"/>
+          <w:szCs w:val="20"/>
+          <w14:ligatures w14:val="none"/>
+        </w:rPr>
+      </w:pPr>
+      <w:r>
+        <w:rPr>
+          <w:rFonts w:ascii="Menlo" w:eastAsia="ＭＳ Ｐゴシック" w:hAnsi="Menlo" w:cs="Menlo"/>
+          <w:color w:val="ABB2BF"/>
+          <w:kern w:val="0"/>
+          <w:sz w:val="20"/>
+          <w:szCs w:val="20"/>
+          <w14:ligatures w14:val="none"/>
+        </w:rPr>
+        <w:t xml:space="preserve">    background:</w:t>
+      </w:r>
+    </w:p>
+    <w:p>
+      <w:pPr>
+        <w:widowControl/>
+        <w:shd w:val="clear" w:color="auto" w:fill="23272E"/>
+        <w:spacing w:line="300" w:lineRule="atLeast"/>
+        <w:rPr>
+          <w:rFonts w:ascii="Menlo" w:eastAsia="ＭＳ Ｐゴシック" w:hAnsi="Menlo" w:cs="Menlo"/>
+          <w:color w:val="ABB2BF"/>
+          <w:kern w:val="0"/>
+          <w:sz w:val="20"/>
+          <w:szCs w:val="20"/>
+          <w14:ligatures w14:val="none"/>
+        </w:rPr>
+      </w:pPr>
+      <w:r>
+        <w:rPr>
+          <w:rFonts w:ascii="Menlo" w:eastAsia="ＭＳ Ｐゴシック" w:hAnsi="Menlo" w:cs="Menlo"/>
+          <w:color w:val="ABB2BF"/>
+          <w:kern w:val="0"/>
+          <w:sz w:val="20"/>
+          <w:szCs w:val="20"/>
+          <w14:ligatures w14:val="none"/>
+        </w:rPr>
+        <w:t xml:space="preserve">        </w:t>
+      </w:r>
+      <w:r>
+        <w:rPr>
+          <w:rFonts w:ascii="Menlo" w:eastAsia="ＭＳ Ｐゴシック" w:hAnsi="Menlo" w:cs="Menlo"/>
+          <w:color w:val="2BBAC5"/>
+          <w:kern w:val="0"/>
+          <w:sz w:val="20"/>
+          <w:szCs w:val="20"/>
+          <w14:ligatures w14:val="none"/>
+        </w:rPr>
+        <w:t>linear-</w:t>
+      </w:r>
+      <w:proofErr w:type="gramStart"/>
+      <w:r>
+        <w:rPr>
+          <w:rFonts w:ascii="Menlo" w:eastAsia="ＭＳ Ｐゴシック" w:hAnsi="Menlo" w:cs="Menlo"/>
+          <w:color w:val="2BBAC5"/>
+          <w:kern w:val="0"/>
+          <w:sz w:val="20"/>
+          <w:szCs w:val="20"/>
+          <w14:ligatures w14:val="none"/>
+        </w:rPr>
+        <w:t>gradient</w:t>
+      </w:r>
+      <w:r>
+        <w:rPr>
+          <w:rFonts w:ascii="Menlo" w:eastAsia="ＭＳ Ｐゴシック" w:hAnsi="Menlo" w:cs="Menlo"/>
+          <w:color w:val="ABB2BF"/>
+          <w:kern w:val="0"/>
+          <w:sz w:val="20"/>
+          <w:szCs w:val="20"/>
+          <w14:ligatures w14:val="none"/>
+        </w:rPr>
+        <w:t>(</w:t>
+      </w:r>
+      <w:proofErr w:type="gramEnd"/>
+      <w:r>
+        <w:rPr>
+          <w:rFonts w:ascii="Menlo" w:eastAsia="ＭＳ Ｐゴシック" w:hAnsi="Menlo" w:cs="Menlo"/>
+          <w:color w:val="D19A66"/>
+          <w:kern w:val="0"/>
+          <w:sz w:val="20"/>
+          <w:szCs w:val="20"/>
+          <w14:ligatures w14:val="none"/>
+        </w:rPr>
+        <w:t>180</w:t>
+      </w:r>
+      <w:r>
+        <w:rPr>
+          <w:rFonts w:ascii="Menlo" w:eastAsia="ＭＳ Ｐゴシック" w:hAnsi="Menlo" w:cs="Menlo"/>
+          <w:color w:val="EF596F"/>
+          <w:kern w:val="0"/>
+          <w:sz w:val="20"/>
+          <w:szCs w:val="20"/>
+          <w14:ligatures w14:val="none"/>
+        </w:rPr>
+        <w:t>deg</w:t>
+      </w:r>
+      <w:r>
+        <w:rPr>
+          <w:rFonts w:ascii="Menlo" w:eastAsia="ＭＳ Ｐゴシック" w:hAnsi="Menlo" w:cs="Menlo"/>
+          <w:color w:val="ABB2BF"/>
+          <w:kern w:val="0"/>
+          <w:sz w:val="20"/>
+          <w:szCs w:val="20"/>
+          <w14:ligatures w14:val="none"/>
+        </w:rPr>
+        <w:t>,</w:t>
+      </w:r>
+    </w:p>
+    <w:p>
+      <w:pPr>
+        <w:widowControl/>
+        <w:shd w:val="clear" w:color="auto" w:fill="23272E"/>
+        <w:spacing w:line="300" w:lineRule="atLeast"/>
+        <w:rPr>
+          <w:rFonts w:ascii="Menlo" w:eastAsia="ＭＳ Ｐゴシック" w:hAnsi="Menlo" w:cs="Menlo"/>
+          <w:color w:val="ABB2BF"/>
+          <w:kern w:val="0"/>
+          <w:sz w:val="20"/>
+          <w:szCs w:val="20"/>
+          <w14:ligatures w14:val="none"/>
+        </w:rPr>
+      </w:pPr>
+      <w:r>
+        <w:rPr>
+          <w:rFonts w:ascii="Menlo" w:eastAsia="ＭＳ Ｐゴシック" w:hAnsi="Menlo" w:cs="Menlo"/>
+          <w:color w:val="ABB2BF"/>
+          <w:kern w:val="0"/>
+          <w:sz w:val="20"/>
+          <w:szCs w:val="20"/>
+          <w14:ligatures w14:val="none"/>
+        </w:rPr>
+        <w:t xml:space="preserve">            </w:t>
+      </w:r>
+      <w:r>
+        <w:rPr>
+          <w:rFonts w:ascii="Menlo" w:eastAsia="ＭＳ Ｐゴシック" w:hAnsi="Menlo" w:cs="Menlo"/>
+          <w:color w:val="D19A66"/>
+          <w:kern w:val="0"/>
+          <w:sz w:val="20"/>
+          <w:szCs w:val="20"/>
+          <w14:ligatures w14:val="none"/>
+        </w:rPr>
+        <w:t>#ffcc00</w:t>
+      </w:r>
+      <w:r>
+        <w:rPr>
+          <w:rFonts w:ascii="Menlo" w:eastAsia="ＭＳ Ｐゴシック" w:hAnsi="Menlo" w:cs="Menlo"/>
+          <w:color w:val="ABB2BF"/>
+          <w:kern w:val="0"/>
+          <w:sz w:val="20"/>
+          <w:szCs w:val="20"/>
+          <w14:ligatures w14:val="none"/>
+        </w:rPr>
+        <w:t xml:space="preserve"> </w:t>
+      </w:r>
+      <w:r>
+        <w:rPr>
+          <w:rFonts w:ascii="Menlo" w:eastAsia="ＭＳ Ｐゴシック" w:hAnsi="Menlo" w:cs="Menlo"/>
+          <w:color w:val="D19A66"/>
+          <w:kern w:val="0"/>
+          <w:sz w:val="20"/>
+          <w:szCs w:val="20"/>
+          <w14:ligatures w14:val="none"/>
+        </w:rPr>
+        <w:t>0</w:t>
+      </w:r>
+      <w:r>
+        <w:rPr>
+          <w:rFonts w:ascii="Menlo" w:eastAsia="ＭＳ Ｐゴシック" w:hAnsi="Menlo" w:cs="Menlo"/>
+          <w:color w:val="EF596F"/>
+          <w:kern w:val="0"/>
+          <w:sz w:val="20"/>
+          <w:szCs w:val="20"/>
+          <w14:ligatures w14:val="none"/>
+        </w:rPr>
+        <w:t>%</w:t>
+      </w:r>
+      <w:r>
+        <w:rPr>
+          <w:rFonts w:ascii="Menlo" w:eastAsia="ＭＳ Ｐゴシック" w:hAnsi="Menlo" w:cs="Menlo"/>
+          <w:color w:val="ABB2BF"/>
+          <w:kern w:val="0"/>
+          <w:sz w:val="20"/>
+          <w:szCs w:val="20"/>
+          <w14:ligatures w14:val="none"/>
+        </w:rPr>
+        <w:t>,</w:t>
+      </w:r>
+    </w:p>
+    <w:p>
+      <w:pPr>
+        <w:widowControl/>
+        <w:shd w:val="clear" w:color="auto" w:fill="23272E"/>
+        <w:spacing w:line="300" w:lineRule="atLeast"/>
+        <w:rPr>
+          <w:rFonts w:ascii="Menlo" w:eastAsia="ＭＳ Ｐゴシック" w:hAnsi="Menlo" w:cs="Menlo"/>
+          <w:color w:val="ABB2BF"/>
+          <w:kern w:val="0"/>
+          <w:sz w:val="20"/>
+          <w:szCs w:val="20"/>
+          <w14:ligatures w14:val="none"/>
+        </w:rPr>
+      </w:pPr>
+      <w:r>
+        <w:rPr>
+          <w:rFonts w:ascii="Menlo" w:eastAsia="ＭＳ Ｐゴシック" w:hAnsi="Menlo" w:cs="Menlo"/>
+          <w:color w:val="ABB2BF"/>
+          <w:kern w:val="0"/>
+          <w:sz w:val="20"/>
+          <w:szCs w:val="20"/>
+          <w14:ligatures w14:val="none"/>
+        </w:rPr>
+        <w:lastRenderedPageBreak/>
+        <w:t xml:space="preserve">            </w:t>
+      </w:r>
+      <w:r>
+        <w:rPr>
+          <w:rFonts w:ascii="Menlo" w:eastAsia="ＭＳ Ｐゴシック" w:hAnsi="Menlo" w:cs="Menlo"/>
+          <w:color w:val="D19A66"/>
+          <w:kern w:val="0"/>
+          <w:sz w:val="20"/>
+          <w:szCs w:val="20"/>
+          <w14:ligatures w14:val="none"/>
+        </w:rPr>
+        <w:t>#ff9900</w:t>
+      </w:r>
+      <w:r>
+        <w:rPr>
+          <w:rFonts w:ascii="Menlo" w:eastAsia="ＭＳ Ｐゴシック" w:hAnsi="Menlo" w:cs="Menlo"/>
+          <w:color w:val="ABB2BF"/>
+          <w:kern w:val="0"/>
+          <w:sz w:val="20"/>
+          <w:szCs w:val="20"/>
+          <w14:ligatures w14:val="none"/>
+        </w:rPr>
+        <w:t xml:space="preserve"> </w:t>
+      </w:r>
+      <w:r>
+        <w:rPr>
+          <w:rFonts w:ascii="Menlo" w:eastAsia="ＭＳ Ｐゴシック" w:hAnsi="Menlo" w:cs="Menlo"/>
+          <w:color w:val="D19A66"/>
+          <w:kern w:val="0"/>
+          <w:sz w:val="20"/>
+          <w:szCs w:val="20"/>
+          <w14:ligatures w14:val="none"/>
+        </w:rPr>
+        <w:t>100</w:t>
+      </w:r>
+      <w:r>
+        <w:rPr>
+          <w:rFonts w:ascii="Menlo" w:eastAsia="ＭＳ Ｐゴシック" w:hAnsi="Menlo" w:cs="Menlo"/>
+          <w:color w:val="EF596F"/>
+          <w:kern w:val="0"/>
+          <w:sz w:val="20"/>
+          <w:szCs w:val="20"/>
+          <w14:ligatures w14:val="none"/>
+        </w:rPr>
+        <w:t>%</w:t>
+      </w:r>
+      <w:r>
+        <w:rPr>
+          <w:rFonts w:ascii="Menlo" w:eastAsia="ＭＳ Ｐゴシック" w:hAnsi="Menlo" w:cs="Menlo"/>
+          <w:color w:val="ABB2BF"/>
+          <w:kern w:val="0"/>
+          <w:sz w:val="20"/>
+          <w:szCs w:val="20"/>
+          <w14:ligatures w14:val="none"/>
+        </w:rPr>
+        <w:t>);</w:t>
+      </w:r>
+    </w:p>
+    <w:p>
+      <w:pPr>
         <w:rPr>
           <w:rFonts w:hint="eastAsia"/>
         </w:rPr>
-        <w:t>自分オリジナルの料理も登録しておける．</w:t>
-      </w:r>
+      </w:pPr>
     </w:p>
     <w:p>
       <w:r>
         <w:rPr>
           <w:rFonts w:hint="eastAsia"/>
         </w:rPr>
-        <w:t>ズボラ飯とか</w:t>
-      </w:r>
-    </w:p>
-    <w:p>
-      <w:r>
+        <w:t>青</w:t>
+      </w:r>
+    </w:p>
+    <w:p>
+      <w:pPr>
+        <w:widowControl/>
+        <w:shd w:val="clear" w:color="auto" w:fill="23272E"/>
+        <w:spacing w:line="300" w:lineRule="atLeast"/>
+        <w:rPr>
+          <w:rFonts w:ascii="Menlo" w:eastAsia="ＭＳ Ｐゴシック" w:hAnsi="Menlo" w:cs="Menlo"/>
+          <w:color w:val="ABB2BF"/>
+          <w:kern w:val="0"/>
+          <w:sz w:val="20"/>
+          <w:szCs w:val="20"/>
+          <w14:ligatures w14:val="none"/>
+        </w:rPr>
+      </w:pPr>
+      <w:r>
+        <w:rPr>
+          <w:rFonts w:ascii="Menlo" w:eastAsia="ＭＳ Ｐゴシック" w:hAnsi="Menlo" w:cs="Menlo"/>
+          <w:color w:val="ABB2BF"/>
+          <w:kern w:val="0"/>
+          <w:sz w:val="20"/>
+          <w:szCs w:val="20"/>
+          <w14:ligatures w14:val="none"/>
+        </w:rPr>
+        <w:t>b</w:t>
+      </w:r>
+      <w:r>
+        <w:rPr>
+          <w:rFonts w:ascii="Menlo" w:eastAsia="ＭＳ Ｐゴシック" w:hAnsi="Menlo" w:cs="Menlo" w:hint="eastAsia"/>
+          <w:color w:val="ABB2BF"/>
+          <w:kern w:val="0"/>
+          <w:sz w:val="20"/>
+          <w:szCs w:val="20"/>
+          <w14:ligatures w14:val="none"/>
+        </w:rPr>
+        <w:t>a</w:t>
+      </w:r>
+      <w:r>
+        <w:rPr>
+          <w:rFonts w:ascii="Menlo" w:eastAsia="ＭＳ Ｐゴシック" w:hAnsi="Menlo" w:cs="Menlo"/>
+          <w:color w:val="ABB2BF"/>
+          <w:kern w:val="0"/>
+          <w:sz w:val="20"/>
+          <w:szCs w:val="20"/>
+          <w14:ligatures w14:val="none"/>
+        </w:rPr>
+        <w:t>ckground:</w:t>
+      </w:r>
+    </w:p>
+    <w:p>
+      <w:pPr>
+        <w:widowControl/>
+        <w:shd w:val="clear" w:color="auto" w:fill="23272E"/>
+        <w:spacing w:line="300" w:lineRule="atLeast"/>
+        <w:rPr>
+          <w:rFonts w:ascii="Menlo" w:eastAsia="ＭＳ Ｐゴシック" w:hAnsi="Menlo" w:cs="Menlo"/>
+          <w:color w:val="ABB2BF"/>
+          <w:kern w:val="0"/>
+          <w:sz w:val="20"/>
+          <w:szCs w:val="20"/>
+          <w14:ligatures w14:val="none"/>
+        </w:rPr>
+      </w:pPr>
+      <w:r>
+        <w:rPr>
+          <w:rFonts w:ascii="Menlo" w:eastAsia="ＭＳ Ｐゴシック" w:hAnsi="Menlo" w:cs="Menlo"/>
+          <w:color w:val="ABB2BF"/>
+          <w:kern w:val="0"/>
+          <w:sz w:val="20"/>
+          <w:szCs w:val="20"/>
+          <w14:ligatures w14:val="none"/>
+        </w:rPr>
+        <w:t xml:space="preserve">        </w:t>
+      </w:r>
+      <w:r>
+        <w:rPr>
+          <w:rFonts w:ascii="Menlo" w:eastAsia="ＭＳ Ｐゴシック" w:hAnsi="Menlo" w:cs="Menlo"/>
+          <w:color w:val="2BBAC5"/>
+          <w:kern w:val="0"/>
+          <w:sz w:val="20"/>
+          <w:szCs w:val="20"/>
+          <w14:ligatures w14:val="none"/>
+        </w:rPr>
+        <w:t>linear-</w:t>
+      </w:r>
+      <w:proofErr w:type="gramStart"/>
+      <w:r>
+        <w:rPr>
+          <w:rFonts w:ascii="Menlo" w:eastAsia="ＭＳ Ｐゴシック" w:hAnsi="Menlo" w:cs="Menlo"/>
+          <w:color w:val="2BBAC5"/>
+          <w:kern w:val="0"/>
+          <w:sz w:val="20"/>
+          <w:szCs w:val="20"/>
+          <w14:ligatures w14:val="none"/>
+        </w:rPr>
+        <w:t>gradient</w:t>
+      </w:r>
+      <w:r>
+        <w:rPr>
+          <w:rFonts w:ascii="Menlo" w:eastAsia="ＭＳ Ｐゴシック" w:hAnsi="Menlo" w:cs="Menlo"/>
+          <w:color w:val="ABB2BF"/>
+          <w:kern w:val="0"/>
+          <w:sz w:val="20"/>
+          <w:szCs w:val="20"/>
+          <w14:ligatures w14:val="none"/>
+        </w:rPr>
+        <w:t>(</w:t>
+      </w:r>
+      <w:proofErr w:type="gramEnd"/>
+      <w:r>
+        <w:rPr>
+          <w:rFonts w:ascii="Menlo" w:eastAsia="ＭＳ Ｐゴシック" w:hAnsi="Menlo" w:cs="Menlo"/>
+          <w:color w:val="D19A66"/>
+          <w:kern w:val="0"/>
+          <w:sz w:val="20"/>
+          <w:szCs w:val="20"/>
+          <w14:ligatures w14:val="none"/>
+        </w:rPr>
+        <w:t>180</w:t>
+      </w:r>
+      <w:r>
+        <w:rPr>
+          <w:rFonts w:ascii="Menlo" w:eastAsia="ＭＳ Ｐゴシック" w:hAnsi="Menlo" w:cs="Menlo"/>
+          <w:color w:val="EF596F"/>
+          <w:kern w:val="0"/>
+          <w:sz w:val="20"/>
+          <w:szCs w:val="20"/>
+          <w14:ligatures w14:val="none"/>
+        </w:rPr>
+        <w:t>deg</w:t>
+      </w:r>
+      <w:r>
+        <w:rPr>
+          <w:rFonts w:ascii="Menlo" w:eastAsia="ＭＳ Ｐゴシック" w:hAnsi="Menlo" w:cs="Menlo"/>
+          <w:color w:val="ABB2BF"/>
+          <w:kern w:val="0"/>
+          <w:sz w:val="20"/>
+          <w:szCs w:val="20"/>
+          <w14:ligatures w14:val="none"/>
+        </w:rPr>
+        <w:t>,</w:t>
+      </w:r>
+    </w:p>
+    <w:p>
+      <w:pPr>
+        <w:widowControl/>
+        <w:shd w:val="clear" w:color="auto" w:fill="23272E"/>
+        <w:spacing w:line="300" w:lineRule="atLeast"/>
+        <w:rPr>
+          <w:rFonts w:ascii="Menlo" w:eastAsia="ＭＳ Ｐゴシック" w:hAnsi="Menlo" w:cs="Menlo"/>
+          <w:color w:val="ABB2BF"/>
+          <w:kern w:val="0"/>
+          <w:sz w:val="20"/>
+          <w:szCs w:val="20"/>
+          <w14:ligatures w14:val="none"/>
+        </w:rPr>
+      </w:pPr>
+      <w:r>
+        <w:rPr>
+          <w:rFonts w:ascii="Menlo" w:eastAsia="ＭＳ Ｐゴシック" w:hAnsi="Menlo" w:cs="Menlo"/>
+          <w:color w:val="ABB2BF"/>
+          <w:kern w:val="0"/>
+          <w:sz w:val="20"/>
+          <w:szCs w:val="20"/>
+          <w14:ligatures w14:val="none"/>
+        </w:rPr>
+        <w:t xml:space="preserve">            </w:t>
+      </w:r>
+      <w:r>
+        <w:rPr>
+          <w:rFonts w:ascii="Menlo" w:eastAsia="ＭＳ Ｐゴシック" w:hAnsi="Menlo" w:cs="Menlo"/>
+          <w:color w:val="D19A66"/>
+          <w:kern w:val="0"/>
+          <w:sz w:val="20"/>
+          <w:szCs w:val="20"/>
+          <w14:ligatures w14:val="none"/>
+        </w:rPr>
+        <w:t>#17A8D4</w:t>
+      </w:r>
+      <w:r>
+        <w:rPr>
+          <w:rFonts w:ascii="Menlo" w:eastAsia="ＭＳ Ｐゴシック" w:hAnsi="Menlo" w:cs="Menlo"/>
+          <w:color w:val="ABB2BF"/>
+          <w:kern w:val="0"/>
+          <w:sz w:val="20"/>
+          <w:szCs w:val="20"/>
+          <w14:ligatures w14:val="none"/>
+        </w:rPr>
+        <w:t xml:space="preserve"> </w:t>
+      </w:r>
+      <w:r>
+        <w:rPr>
+          <w:rFonts w:ascii="Menlo" w:eastAsia="ＭＳ Ｐゴシック" w:hAnsi="Menlo" w:cs="Menlo"/>
+          <w:color w:val="D19A66"/>
+          <w:kern w:val="0"/>
+          <w:sz w:val="20"/>
+          <w:szCs w:val="20"/>
+          <w14:ligatures w14:val="none"/>
+        </w:rPr>
+        <w:t>0</w:t>
+      </w:r>
+      <w:r>
+        <w:rPr>
+          <w:rFonts w:ascii="Menlo" w:eastAsia="ＭＳ Ｐゴシック" w:hAnsi="Menlo" w:cs="Menlo"/>
+          <w:color w:val="EF596F"/>
+          <w:kern w:val="0"/>
+          <w:sz w:val="20"/>
+          <w:szCs w:val="20"/>
+          <w14:ligatures w14:val="none"/>
+        </w:rPr>
+        <w:t>%</w:t>
+      </w:r>
+      <w:r>
+        <w:rPr>
+          <w:rFonts w:ascii="Menlo" w:eastAsia="ＭＳ Ｐゴシック" w:hAnsi="Menlo" w:cs="Menlo"/>
+          <w:color w:val="ABB2BF"/>
+          <w:kern w:val="0"/>
+          <w:sz w:val="20"/>
+          <w:szCs w:val="20"/>
+          <w14:ligatures w14:val="none"/>
+        </w:rPr>
+        <w:t>,</w:t>
+      </w:r>
+    </w:p>
+    <w:p>
+      <w:pPr>
+        <w:widowControl/>
+        <w:shd w:val="clear" w:color="auto" w:fill="23272E"/>
+        <w:spacing w:line="300" w:lineRule="atLeast"/>
+        <w:rPr>
+          <w:rFonts w:ascii="Menlo" w:eastAsia="ＭＳ Ｐゴシック" w:hAnsi="Menlo" w:cs="Menlo"/>
+          <w:color w:val="ABB2BF"/>
+          <w:kern w:val="0"/>
+          <w:sz w:val="20"/>
+          <w:szCs w:val="20"/>
+          <w14:ligatures w14:val="none"/>
+        </w:rPr>
+      </w:pPr>
+      <w:r>
+        <w:rPr>
+          <w:rFonts w:ascii="Menlo" w:eastAsia="ＭＳ Ｐゴシック" w:hAnsi="Menlo" w:cs="Menlo"/>
+          <w:color w:val="ABB2BF"/>
+          <w:kern w:val="0"/>
+          <w:sz w:val="20"/>
+          <w:szCs w:val="20"/>
+          <w14:ligatures w14:val="none"/>
+        </w:rPr>
+        <w:t xml:space="preserve">            </w:t>
+      </w:r>
+      <w:r>
+        <w:rPr>
+          <w:rFonts w:ascii="Menlo" w:eastAsia="ＭＳ Ｐゴシック" w:hAnsi="Menlo" w:cs="Menlo"/>
+          <w:color w:val="D19A66"/>
+          <w:kern w:val="0"/>
+          <w:sz w:val="20"/>
+          <w:szCs w:val="20"/>
+          <w14:ligatures w14:val="none"/>
+        </w:rPr>
+        <w:t>#0e7a9c</w:t>
+      </w:r>
+      <w:r>
+        <w:rPr>
+          <w:rFonts w:ascii="Menlo" w:eastAsia="ＭＳ Ｐゴシック" w:hAnsi="Menlo" w:cs="Menlo"/>
+          <w:color w:val="ABB2BF"/>
+          <w:kern w:val="0"/>
+          <w:sz w:val="20"/>
+          <w:szCs w:val="20"/>
+          <w14:ligatures w14:val="none"/>
+        </w:rPr>
+        <w:t xml:space="preserve"> </w:t>
+      </w:r>
+      <w:r>
+        <w:rPr>
+          <w:rFonts w:ascii="Menlo" w:eastAsia="ＭＳ Ｐゴシック" w:hAnsi="Menlo" w:cs="Menlo"/>
+          <w:color w:val="D19A66"/>
+          <w:kern w:val="0"/>
+          <w:sz w:val="20"/>
+          <w:szCs w:val="20"/>
+          <w14:ligatures w14:val="none"/>
+        </w:rPr>
+        <w:t>100</w:t>
+      </w:r>
+      <w:r>
+        <w:rPr>
+          <w:rFonts w:ascii="Menlo" w:eastAsia="ＭＳ Ｐゴシック" w:hAnsi="Menlo" w:cs="Menlo"/>
+          <w:color w:val="EF596F"/>
+          <w:kern w:val="0"/>
+          <w:sz w:val="20"/>
+          <w:szCs w:val="20"/>
+          <w14:ligatures w14:val="none"/>
+        </w:rPr>
+        <w:t>%</w:t>
+      </w:r>
+      <w:r>
+        <w:rPr>
+          <w:rFonts w:ascii="Menlo" w:eastAsia="ＭＳ Ｐゴシック" w:hAnsi="Menlo" w:cs="Menlo"/>
+          <w:color w:val="ABB2BF"/>
+          <w:kern w:val="0"/>
+          <w:sz w:val="20"/>
+          <w:szCs w:val="20"/>
+          <w14:ligatures w14:val="none"/>
+        </w:rPr>
+        <w:t>);</w:t>
+      </w:r>
+    </w:p>
+    <w:p>
+      <w:pPr>
         <w:rPr>
           <w:rFonts w:hint="eastAsia"/>
         </w:rPr>
-        <w:t>デプロイ</w:t>
-      </w:r>
-    </w:p>
-    <w:p/>
+      </w:pPr>
+    </w:p>
     <w:sectPr>
       <w:pgSz w:w="11906" w:h="16838"/>
       <w:pgMar w:top="1985" w:right="1701" w:bottom="1701" w:left="1701" w:header="851" w:footer="992" w:gutter="0"/>
